--- a/2ºDAW/DIWEB ,DWEC Y PIDAWE/DIW/1ºTrimestre/2DAW_DIW_SUÁREZ_GARCÍA_PABLO_PILDORA_01.docx
+++ b/2ºDAW/DIWEB ,DWEC Y PIDAWE/DIW/1ºTrimestre/2DAW_DIW_SUÁREZ_GARCÍA_PABLO_PILDORA_01.docx
@@ -10,6 +10,7 @@
           <w:docPartUnique/>
         </w:docPartObj>
       </w:sdtPr>
+      <w:sdtEndPr/>
       <w:sdtContent>
         <w:p>
           <w:r>
@@ -161,6 +162,7 @@
                                         <w:dataBinding w:prefixMappings="xmlns:ns0='http://purl.org/dc/elements/1.1/' xmlns:ns1='http://schemas.openxmlformats.org/package/2006/metadata/core-properties' " w:xpath="/ns1:coreProperties[1]/ns0:title[1]" w:storeItemID="{6C3C8BC8-F283-45AE-878A-BAB7291924A1}"/>
                                         <w:text/>
                                       </w:sdtPr>
+                                      <w:sdtEndPr/>
                                       <w:sdtContent>
                                         <w:p>
                                           <w:pPr>
@@ -221,6 +223,8 @@
                                       <w:sdtPr>
                                         <w:rPr>
                                           <w:color w:val="000000" w:themeColor="text1"/>
+                                          <w:kern w:val="0"/>
+                                          <w14:ligatures w14:val="none"/>
                                         </w:rPr>
                                         <w:alias w:val="Descripción breve"/>
                                         <w:tag w:val=""/>
@@ -238,35 +242,50 @@
                                           <w:r>
                                             <w:rPr>
                                               <w:color w:val="000000" w:themeColor="text1"/>
+                                              <w:kern w:val="0"/>
+                                              <w14:ligatures w14:val="none"/>
                                             </w:rPr>
-                                            <w:t>Integrar sonido, vídeo y animaciones a una página web</w:t>
+                                            <w:t>Gestión Multimedia en HTML5: Imágenes Responsivas, Audio y Vídeo Avanzado</w:t>
                                           </w:r>
                                         </w:p>
                                       </w:sdtContent>
                                     </w:sdt>
-                                    <w:sdt>
-                                      <w:sdtPr>
+                                    <w:p>
+                                      <w:pPr>
+                                        <w:rPr>
+                                          <w:color w:val="000000" w:themeColor="text1"/>
+                                        </w:rPr>
+                                      </w:pPr>
+                                      <w:r>
+                                        <w:rPr>
+                                          <w:color w:val="000000" w:themeColor="text1"/>
+                                        </w:rPr>
+                                        <w:t xml:space="preserve"> </w:t>
+                                      </w:r>
+                                    </w:p>
+                                    <w:p>
+                                      <w:pPr>
                                         <w:rPr>
                                           <w:color w:val="E97132" w:themeColor="accent2"/>
                                           <w:sz w:val="26"/>
                                           <w:szCs w:val="26"/>
                                         </w:rPr>
-                                        <w:alias w:val="Autor"/>
-                                        <w:tag w:val=""/>
-                                        <w:id w:val="-279026076"/>
-                                        <w:dataBinding w:prefixMappings="xmlns:ns0='http://purl.org/dc/elements/1.1/' xmlns:ns1='http://schemas.openxmlformats.org/package/2006/metadata/core-properties' " w:xpath="/ns1:coreProperties[1]/ns0:creator[1]" w:storeItemID="{6C3C8BC8-F283-45AE-878A-BAB7291924A1}"/>
-                                        <w:text/>
-                                      </w:sdtPr>
-                                      <w:sdtContent>
-                                        <w:p>
-                                          <w:pPr>
-                                            <w:pStyle w:val="Sinespaciado"/>
-                                            <w:rPr>
-                                              <w:color w:val="E97132" w:themeColor="accent2"/>
-                                              <w:sz w:val="26"/>
-                                              <w:szCs w:val="26"/>
-                                            </w:rPr>
-                                          </w:pPr>
+                                      </w:pPr>
+                                      <w:sdt>
+                                        <w:sdtPr>
+                                          <w:rPr>
+                                            <w:color w:val="E97132" w:themeColor="accent2"/>
+                                            <w:sz w:val="26"/>
+                                            <w:szCs w:val="26"/>
+                                          </w:rPr>
+                                          <w:alias w:val="Autor"/>
+                                          <w:tag w:val=""/>
+                                          <w:id w:val="-279026076"/>
+                                          <w:dataBinding w:prefixMappings="xmlns:ns0='http://purl.org/dc/elements/1.1/' xmlns:ns1='http://schemas.openxmlformats.org/package/2006/metadata/core-properties' " w:xpath="/ns1:coreProperties[1]/ns0:creator[1]" w:storeItemID="{6C3C8BC8-F283-45AE-878A-BAB7291924A1}"/>
+                                          <w:text/>
+                                        </w:sdtPr>
+                                        <w:sdtEndPr/>
+                                        <w:sdtContent>
                                           <w:r>
                                             <w:rPr>
                                               <w:color w:val="E97132" w:themeColor="accent2"/>
@@ -275,9 +294,9 @@
                                             </w:rPr>
                                             <w:t>PabloSG</w:t>
                                           </w:r>
-                                        </w:p>
-                                      </w:sdtContent>
-                                    </w:sdt>
+                                        </w:sdtContent>
+                                      </w:sdt>
+                                    </w:p>
                                     <w:p>
                                       <w:pPr>
                                         <w:pStyle w:val="Sinespaciado"/>
@@ -293,6 +312,7 @@
                                           <w:dataBinding w:prefixMappings="xmlns:ns0='http://purl.org/dc/elements/1.1/' xmlns:ns1='http://schemas.openxmlformats.org/package/2006/metadata/core-properties' " w:xpath="/ns1:coreProperties[1]/ns1:category[1]" w:storeItemID="{6C3C8BC8-F283-45AE-878A-BAB7291924A1}"/>
                                           <w:text/>
                                         </w:sdtPr>
+                                        <w:sdtEndPr/>
                                         <w:sdtContent>
                                           <w:r>
                                             <w:rPr>
@@ -429,6 +449,7 @@
                                   <w:dataBinding w:prefixMappings="xmlns:ns0='http://purl.org/dc/elements/1.1/' xmlns:ns1='http://schemas.openxmlformats.org/package/2006/metadata/core-properties' " w:xpath="/ns1:coreProperties[1]/ns0:title[1]" w:storeItemID="{6C3C8BC8-F283-45AE-878A-BAB7291924A1}"/>
                                   <w:text/>
                                 </w:sdtPr>
+                                <w:sdtEndPr/>
                                 <w:sdtContent>
                                   <w:p>
                                     <w:pPr>
@@ -489,6 +510,8 @@
                                 <w:sdtPr>
                                   <w:rPr>
                                     <w:color w:val="000000" w:themeColor="text1"/>
+                                    <w:kern w:val="0"/>
+                                    <w14:ligatures w14:val="none"/>
                                   </w:rPr>
                                   <w:alias w:val="Descripción breve"/>
                                   <w:tag w:val=""/>
@@ -506,35 +529,50 @@
                                     <w:r>
                                       <w:rPr>
                                         <w:color w:val="000000" w:themeColor="text1"/>
+                                        <w:kern w:val="0"/>
+                                        <w14:ligatures w14:val="none"/>
                                       </w:rPr>
-                                      <w:t>Integrar sonido, vídeo y animaciones a una página web</w:t>
+                                      <w:t>Gestión Multimedia en HTML5: Imágenes Responsivas, Audio y Vídeo Avanzado</w:t>
                                     </w:r>
                                   </w:p>
                                 </w:sdtContent>
                               </w:sdt>
-                              <w:sdt>
-                                <w:sdtPr>
+                              <w:p>
+                                <w:pPr>
+                                  <w:rPr>
+                                    <w:color w:val="000000" w:themeColor="text1"/>
+                                  </w:rPr>
+                                </w:pPr>
+                                <w:r>
+                                  <w:rPr>
+                                    <w:color w:val="000000" w:themeColor="text1"/>
+                                  </w:rPr>
+                                  <w:t xml:space="preserve"> </w:t>
+                                </w:r>
+                              </w:p>
+                              <w:p>
+                                <w:pPr>
                                   <w:rPr>
                                     <w:color w:val="E97132" w:themeColor="accent2"/>
                                     <w:sz w:val="26"/>
                                     <w:szCs w:val="26"/>
                                   </w:rPr>
-                                  <w:alias w:val="Autor"/>
-                                  <w:tag w:val=""/>
-                                  <w:id w:val="-279026076"/>
-                                  <w:dataBinding w:prefixMappings="xmlns:ns0='http://purl.org/dc/elements/1.1/' xmlns:ns1='http://schemas.openxmlformats.org/package/2006/metadata/core-properties' " w:xpath="/ns1:coreProperties[1]/ns0:creator[1]" w:storeItemID="{6C3C8BC8-F283-45AE-878A-BAB7291924A1}"/>
-                                  <w:text/>
-                                </w:sdtPr>
-                                <w:sdtContent>
-                                  <w:p>
-                                    <w:pPr>
-                                      <w:pStyle w:val="Sinespaciado"/>
-                                      <w:rPr>
-                                        <w:color w:val="E97132" w:themeColor="accent2"/>
-                                        <w:sz w:val="26"/>
-                                        <w:szCs w:val="26"/>
-                                      </w:rPr>
-                                    </w:pPr>
+                                </w:pPr>
+                                <w:sdt>
+                                  <w:sdtPr>
+                                    <w:rPr>
+                                      <w:color w:val="E97132" w:themeColor="accent2"/>
+                                      <w:sz w:val="26"/>
+                                      <w:szCs w:val="26"/>
+                                    </w:rPr>
+                                    <w:alias w:val="Autor"/>
+                                    <w:tag w:val=""/>
+                                    <w:id w:val="-279026076"/>
+                                    <w:dataBinding w:prefixMappings="xmlns:ns0='http://purl.org/dc/elements/1.1/' xmlns:ns1='http://schemas.openxmlformats.org/package/2006/metadata/core-properties' " w:xpath="/ns1:coreProperties[1]/ns0:creator[1]" w:storeItemID="{6C3C8BC8-F283-45AE-878A-BAB7291924A1}"/>
+                                    <w:text/>
+                                  </w:sdtPr>
+                                  <w:sdtEndPr/>
+                                  <w:sdtContent>
                                     <w:r>
                                       <w:rPr>
                                         <w:color w:val="E97132" w:themeColor="accent2"/>
@@ -543,9 +581,9 @@
                                       </w:rPr>
                                       <w:t>PabloSG</w:t>
                                     </w:r>
-                                  </w:p>
-                                </w:sdtContent>
-                              </w:sdt>
+                                  </w:sdtContent>
+                                </w:sdt>
+                              </w:p>
                               <w:p>
                                 <w:pPr>
                                   <w:pStyle w:val="Sinespaciado"/>
@@ -561,6 +599,7 @@
                                     <w:dataBinding w:prefixMappings="xmlns:ns0='http://purl.org/dc/elements/1.1/' xmlns:ns1='http://schemas.openxmlformats.org/package/2006/metadata/core-properties' " w:xpath="/ns1:coreProperties[1]/ns1:category[1]" w:storeItemID="{6C3C8BC8-F283-45AE-878A-BAB7291924A1}"/>
                                     <w:text/>
                                   </w:sdtPr>
+                                  <w:sdtEndPr/>
                                   <w:sdtContent>
                                     <w:r>
                                       <w:rPr>
@@ -1704,16 +1743,9 @@
     </w:p>
     <w:p>
       <w:r>
-        <w:t xml:space="preserve">Introducción </w:t>
-      </w:r>
-      <w:r>
-        <w:t xml:space="preserve">en la web: </w:t>
-      </w:r>
-      <w:r>
-        <w:t>sonido, vídeo y animaciones</w:t>
+        <w:t>Gestión Multimedia en HTML5: Imágenes Responsivas, Audio y Vídeo Avanzado</w:t>
       </w:r>
     </w:p>
-    <w:p/>
     <w:p>
       <w:pPr>
         <w:pStyle w:val="Ttulo1"/>
@@ -1748,12 +1780,19 @@
         <w:pStyle w:val="Prrafodelista"/>
         <w:numPr>
           <w:ilvl w:val="0"/>
-          <w:numId w:val="14"/>
+          <w:numId w:val="16"/>
         </w:numPr>
       </w:pPr>
       <w:bookmarkStart w:id="6" w:name="_Toc214965705"/>
       <w:r>
-        <w:t>Uso de etiquetas HTML5 (&lt;audio&gt;, &lt;video&gt;, animaciones).</w:t>
+        <w:t xml:space="preserve">Uso de etiquetas HTML5: </w:t>
+      </w:r>
+      <w:r>
+        <w:rPr>
+          <w:b/>
+          <w:bCs/>
+        </w:rPr>
+        <w:t>&lt;audio&gt;, &lt;video&gt;, &lt;picture&gt;, &lt;source&gt;, &lt;track&gt;.</w:t>
       </w:r>
     </w:p>
     <w:p>
@@ -1761,11 +1800,28 @@
         <w:pStyle w:val="Prrafodelista"/>
         <w:numPr>
           <w:ilvl w:val="0"/>
-          <w:numId w:val="14"/>
+          <w:numId w:val="16"/>
         </w:numPr>
       </w:pPr>
       <w:r>
-        <w:t>Herramientas básicas para crear contenido multimedia.</w:t>
+        <w:t xml:space="preserve">Imágenes responsivas con </w:t>
+      </w:r>
+      <w:r>
+        <w:rPr>
+          <w:b/>
+          <w:bCs/>
+        </w:rPr>
+        <w:t>srcset, sizes</w:t>
+      </w:r>
+      <w:r>
+        <w:t xml:space="preserve"> y dirección de arte con </w:t>
+      </w:r>
+      <w:r>
+        <w:rPr>
+          <w:b/>
+          <w:bCs/>
+        </w:rPr>
+        <w:t>&lt;picture&gt;.</w:t>
       </w:r>
     </w:p>
     <w:p>
@@ -1773,11 +1829,18 @@
         <w:pStyle w:val="Prrafodelista"/>
         <w:numPr>
           <w:ilvl w:val="0"/>
-          <w:numId w:val="14"/>
+          <w:numId w:val="16"/>
         </w:numPr>
       </w:pPr>
       <w:r>
-        <w:t>Compatibilidad en navegadores y dispositivos.</w:t>
+        <w:rPr>
+          <w:b/>
+          <w:bCs/>
+        </w:rPr>
+        <w:t xml:space="preserve">API HTMLMediaElement: </w:t>
+      </w:r>
+      <w:r>
+        <w:t>propiedades y métodos (.play(), .pause(), .currentTime, .volume, .muted).</w:t>
       </w:r>
     </w:p>
     <w:p>
@@ -1785,24 +1848,162 @@
         <w:pStyle w:val="Prrafodelista"/>
         <w:numPr>
           <w:ilvl w:val="0"/>
-          <w:numId w:val="14"/>
+          <w:numId w:val="16"/>
         </w:numPr>
+      </w:pPr>
+      <w:r>
+        <w:t xml:space="preserve">Eventos multimedia críticos: </w:t>
+      </w:r>
+      <w:r>
         <w:rPr>
           <w:b/>
+          <w:bCs/>
         </w:rPr>
-      </w:pPr>
-      <w:r>
-        <w:t>Ejemplos prácticos de integración.</w:t>
+        <w:t>loadedmetadata</w:t>
+      </w:r>
+      <w:r>
+        <w:t xml:space="preserve">, </w:t>
+      </w:r>
+      <w:r>
+        <w:rPr>
+          <w:b/>
+          <w:bCs/>
+        </w:rPr>
+        <w:t>timeupdate</w:t>
+      </w:r>
+      <w:r>
+        <w:t xml:space="preserve">, </w:t>
+      </w:r>
+      <w:r>
+        <w:rPr>
+          <w:b/>
+          <w:bCs/>
+        </w:rPr>
+        <w:t>ended</w:t>
+      </w:r>
+      <w:r>
+        <w:t>.</w:t>
       </w:r>
     </w:p>
-    <w:p/>
     <w:p>
       <w:pPr>
+        <w:pStyle w:val="Prrafodelista"/>
+        <w:numPr>
+          <w:ilvl w:val="0"/>
+          <w:numId w:val="16"/>
+        </w:numPr>
+      </w:pPr>
+      <w:r>
+        <w:t xml:space="preserve">Estilizado de reproductores personalizados con </w:t>
+      </w:r>
+      <w:r>
+        <w:rPr>
+          <w:b/>
+          <w:bCs/>
+        </w:rPr>
+        <w:t>CSS y JS.</w:t>
+      </w:r>
+    </w:p>
+    <w:p>
+      <w:pPr>
+        <w:pStyle w:val="Prrafodelista"/>
+        <w:numPr>
+          <w:ilvl w:val="0"/>
+          <w:numId w:val="16"/>
+        </w:numPr>
+      </w:pPr>
+      <w:r>
+        <w:t xml:space="preserve">Accesibilidad y subtítulos con </w:t>
+      </w:r>
+      <w:r>
+        <w:rPr>
+          <w:b/>
+          <w:bCs/>
+        </w:rPr>
+        <w:t xml:space="preserve">&lt;track&gt; </w:t>
+      </w:r>
+      <w:r>
+        <w:t>y formato WebVTT.</w:t>
+      </w:r>
+    </w:p>
+    <w:p>
+      <w:pPr>
+        <w:pStyle w:val="Prrafodelista"/>
+        <w:numPr>
+          <w:ilvl w:val="0"/>
+          <w:numId w:val="16"/>
+        </w:numPr>
+      </w:pPr>
+      <w:r>
+        <w:t xml:space="preserve">Estrategia de formatos y </w:t>
+      </w:r>
+      <w:r>
+        <w:rPr>
+          <w:b/>
+          <w:bCs/>
+        </w:rPr>
+        <w:t>fallback:</w:t>
+      </w:r>
+      <w:r>
+        <w:t xml:space="preserve"> WebM, MP4, AVIF, WebP, codec AV1.</w:t>
+      </w:r>
+    </w:p>
+    <w:p>
+      <w:pPr>
+        <w:pStyle w:val="Prrafodelista"/>
+        <w:numPr>
+          <w:ilvl w:val="0"/>
+          <w:numId w:val="16"/>
+        </w:numPr>
+      </w:pPr>
+      <w:r>
+        <w:t xml:space="preserve">Atributos de rendimiento </w:t>
+      </w:r>
+      <w:r>
+        <w:rPr>
+          <w:b/>
+          <w:bCs/>
+        </w:rPr>
+        <w:t>(preload="none", metadata, auto).</w:t>
+      </w:r>
+    </w:p>
+    <w:p>
+      <w:pPr>
+        <w:pStyle w:val="Prrafodelista"/>
+        <w:numPr>
+          <w:ilvl w:val="0"/>
+          <w:numId w:val="16"/>
+        </w:numPr>
+      </w:pPr>
+      <w:r>
+        <w:t xml:space="preserve">Implementación de la Picture-in-Picture API </w:t>
+      </w:r>
+      <w:r>
+        <w:rPr>
+          <w:b/>
+          <w:bCs/>
+        </w:rPr>
+        <w:t>(video.requestPictureInPicture()</w:t>
+      </w:r>
+      <w:r>
+        <w:rPr>
+          <w:b/>
+          <w:bCs/>
+        </w:rPr>
+        <w:t>)</w:t>
+      </w:r>
+    </w:p>
+    <w:p>
+      <w:pPr>
         <w:pStyle w:val="Ttulo2"/>
+        <w:numPr>
+          <w:ilvl w:val="1"/>
+          <w:numId w:val="17"/>
+        </w:numPr>
       </w:pPr>
       <w:bookmarkStart w:id="7" w:name="_Toc214966756"/>
       <w:r>
-        <w:t>2.2 Delimitación del tema</w:t>
+        <w:t>Delimitación del tema</w:t>
       </w:r>
       <w:bookmarkEnd w:id="6"/>
       <w:bookmarkEnd w:id="7"/>
@@ -1823,7 +2024,55 @@
         <w:t>Sí entra:</w:t>
       </w:r>
       <w:r>
-        <w:t xml:space="preserve"> añadir audio, vídeo y animaciones simples a páginas web.</w:t>
+        <w:t xml:space="preserve"> </w:t>
+      </w:r>
+    </w:p>
+    <w:p>
+      <w:pPr>
+        <w:pStyle w:val="Prrafodelista"/>
+        <w:numPr>
+          <w:ilvl w:val="1"/>
+          <w:numId w:val="7"/>
+        </w:numPr>
+      </w:pPr>
+      <w:r>
+        <w:t>Añadir audio y vídeo con controles personalizados.</w:t>
+      </w:r>
+    </w:p>
+    <w:p>
+      <w:pPr>
+        <w:pStyle w:val="Prrafodelista"/>
+        <w:numPr>
+          <w:ilvl w:val="1"/>
+          <w:numId w:val="7"/>
+        </w:numPr>
+      </w:pPr>
+      <w:r>
+        <w:t>Imágenes responsivas y dirección de arte.</w:t>
+      </w:r>
+    </w:p>
+    <w:p>
+      <w:pPr>
+        <w:pStyle w:val="Prrafodelista"/>
+        <w:numPr>
+          <w:ilvl w:val="1"/>
+          <w:numId w:val="7"/>
+        </w:numPr>
+      </w:pPr>
+      <w:r>
+        <w:t>Subtítulos y accesibilidad.</w:t>
+      </w:r>
+    </w:p>
+    <w:p>
+      <w:pPr>
+        <w:pStyle w:val="Prrafodelista"/>
+        <w:numPr>
+          <w:ilvl w:val="1"/>
+          <w:numId w:val="7"/>
+        </w:numPr>
+      </w:pPr>
+      <w:r>
+        <w:t>Optimización de rendimiento y compatibilidad.</w:t>
       </w:r>
     </w:p>
     <w:p>
@@ -1842,11 +2091,57 @@
         <w:t>No entra:</w:t>
       </w:r>
       <w:r>
-        <w:t xml:space="preserve"> edición avanzada de vídeo/audio ni animaciones 3D complejas.</w:t>
+        <w:t xml:space="preserve"> </w:t>
       </w:r>
     </w:p>
     <w:p>
+      <w:pPr>
+        <w:pStyle w:val="Prrafodelista"/>
+        <w:numPr>
+          <w:ilvl w:val="0"/>
+          <w:numId w:val="18"/>
+        </w:numPr>
+      </w:pPr>
       <w:bookmarkStart w:id="8" w:name="_Toc214965706"/>
+      <w:r>
+        <w:t>Edición avanzada de vídeo/audio.</w:t>
+      </w:r>
+    </w:p>
+    <w:p>
+      <w:pPr>
+        <w:pStyle w:val="Prrafodelista"/>
+        <w:numPr>
+          <w:ilvl w:val="0"/>
+          <w:numId w:val="18"/>
+        </w:numPr>
+      </w:pPr>
+      <w:r>
+        <w:t>Animaciones 3D complejas.</w:t>
+      </w:r>
+    </w:p>
+    <w:p>
+      <w:pPr>
+        <w:pStyle w:val="Prrafodelista"/>
+        <w:numPr>
+          <w:ilvl w:val="0"/>
+          <w:numId w:val="18"/>
+        </w:numPr>
+      </w:pPr>
+      <w:r>
+        <w:t>Uso de APIs externas (YouTube, Vimeo, Spotify).</w:t>
+      </w:r>
+    </w:p>
+    <w:p>
+      <w:pPr>
+        <w:pStyle w:val="Prrafodelista"/>
+        <w:numPr>
+          <w:ilvl w:val="0"/>
+          <w:numId w:val="18"/>
+        </w:numPr>
+      </w:pPr>
+      <w:r>
+        <w:t>Uso de librerías externas (Video.js, Plyr).</w:t>
+      </w:r>
     </w:p>
     <w:p>
       <w:pPr>
@@ -1860,12 +2155,15 @@
       <w:bookmarkEnd w:id="9"/>
     </w:p>
     <w:p>
-      <w:r>
-        <w:t>Explicación básica + ejemplos prácticos de nivel intermedio.</w:t>
+      <w:bookmarkStart w:id="10" w:name="_Toc214965707"/>
+      <w:r>
+        <w:t>Explicación básica + ejemplos prácticos de nivel intermedio/avanzado, con énfasis en la creación de reproductores personalizados y gestión de imágenes responsivas.</w:t>
       </w:r>
     </w:p>
     <w:p>
-      <w:bookmarkStart w:id="10" w:name="_Toc214965707"/>
+      <w:r>
+        <w:br w:type="page"/>
+      </w:r>
     </w:p>
     <w:p>
       <w:pPr>
@@ -1873,6 +2171,7 @@
       </w:pPr>
       <w:bookmarkStart w:id="11" w:name="_Toc214966758"/>
       <w:r>
+        <w:lastRenderedPageBreak/>
         <w:t>3.Relación con la asignatura</w:t>
       </w:r>
       <w:bookmarkEnd w:id="10"/>
@@ -1914,9 +2213,10 @@
         <w:pStyle w:val="Prrafodelista"/>
         <w:numPr>
           <w:ilvl w:val="0"/>
-          <w:numId w:val="8"/>
+          <w:numId w:val="19"/>
         </w:numPr>
       </w:pPr>
+      <w:bookmarkStart w:id="16" w:name="_Toc214965710"/>
       <w:r>
         <w:t>Importancia del contenido multimedia en la web actual.</w:t>
       </w:r>
@@ -1926,23 +2226,19 @@
         <w:pStyle w:val="Prrafodelista"/>
         <w:numPr>
           <w:ilvl w:val="0"/>
-          <w:numId w:val="8"/>
+          <w:numId w:val="19"/>
         </w:numPr>
       </w:pPr>
       <w:r>
-        <w:t>Ejemplos de aplicaciones reales.</w:t>
+        <w:t>Ejemplos de aplicaciones reales (plataformas educativas, streaming, prensa digital).</w:t>
       </w:r>
     </w:p>
     <w:p>
-      <w:bookmarkStart w:id="16" w:name="_Toc214965710"/>
-    </w:p>
-    <w:p>
       <w:pPr>
         <w:pStyle w:val="Ttulo2"/>
       </w:pPr>
       <w:bookmarkStart w:id="17" w:name="_Toc214966761"/>
       <w:r>
-        <w:lastRenderedPageBreak/>
         <w:t xml:space="preserve">4.2 </w:t>
       </w:r>
       <w:r>
@@ -1956,7 +2252,7 @@
         <w:pStyle w:val="Prrafodelista"/>
         <w:numPr>
           <w:ilvl w:val="0"/>
-          <w:numId w:val="9"/>
+          <w:numId w:val="20"/>
         </w:numPr>
       </w:pPr>
       <w:r>
@@ -1968,11 +2264,11 @@
         <w:pStyle w:val="Prrafodelista"/>
         <w:numPr>
           <w:ilvl w:val="0"/>
-          <w:numId w:val="9"/>
+          <w:numId w:val="20"/>
         </w:numPr>
       </w:pPr>
       <w:r>
-        <w:t>Etiquetas y estándares HTML5.</w:t>
+        <w:t>Etiquetas y estándares HTML5 para imágenes, audio y vídeo.</w:t>
       </w:r>
     </w:p>
     <w:p>
@@ -1992,20 +2288,12 @@
         <w:pStyle w:val="Prrafodelista"/>
         <w:numPr>
           <w:ilvl w:val="0"/>
-          <w:numId w:val="15"/>
+          <w:numId w:val="21"/>
         </w:numPr>
       </w:pPr>
       <w:bookmarkStart w:id="20" w:name="_Toc214965712"/>
       <w:r>
-        <w:t xml:space="preserve">Tecnologías implicadas (HTML, CSS, JS, </w:t>
-      </w:r>
-      <w:proofErr w:type="spellStart"/>
-      <w:r>
-        <w:t>APIs</w:t>
-      </w:r>
-      <w:proofErr w:type="spellEnd"/>
-      <w:r>
-        <w:t>).</w:t>
+        <w:t>Tecnologías implicadas: HTML, CSS, JS, APIs nativas.</w:t>
       </w:r>
     </w:p>
     <w:p>
@@ -2013,17 +2301,25 @@
         <w:pStyle w:val="Prrafodelista"/>
         <w:numPr>
           <w:ilvl w:val="0"/>
-          <w:numId w:val="15"/>
+          <w:numId w:val="21"/>
         </w:numPr>
-        <w:rPr>
-          <w:b/>
-        </w:rPr>
       </w:pPr>
       <w:r>
         <w:t>Compatibilidad y configuración de navegadores.</w:t>
       </w:r>
     </w:p>
-    <w:p/>
+    <w:p>
+      <w:pPr>
+        <w:pStyle w:val="Prrafodelista"/>
+        <w:numPr>
+          <w:ilvl w:val="0"/>
+          <w:numId w:val="21"/>
+        </w:numPr>
+      </w:pPr>
+      <w:r>
+        <w:t>Estrategias de fallback y formatos modernos (WebM, AVIF, WebP).</w:t>
+      </w:r>
+    </w:p>
     <w:p>
       <w:pPr>
         <w:pStyle w:val="Ttulo2"/>
@@ -2040,11 +2336,12 @@
         <w:pStyle w:val="Prrafodelista"/>
         <w:numPr>
           <w:ilvl w:val="0"/>
-          <w:numId w:val="11"/>
+          <w:numId w:val="22"/>
         </w:numPr>
       </w:pPr>
-      <w:r>
-        <w:t>Inserción de audio y vídeo con HTML5.</w:t>
+      <w:bookmarkStart w:id="22" w:name="_Toc214965713"/>
+      <w:r>
+        <w:t>Inserción de audio y vídeo con etiquetas HTML5.</w:t>
       </w:r>
     </w:p>
     <w:p>
@@ -2052,11 +2349,11 @@
         <w:pStyle w:val="Prrafodelista"/>
         <w:numPr>
           <w:ilvl w:val="0"/>
-          <w:numId w:val="11"/>
+          <w:numId w:val="22"/>
         </w:numPr>
       </w:pPr>
       <w:r>
-        <w:t>Animaciones con CSS y JavaScript.</w:t>
+        <w:t>Creación de controles personalizados con la API HTMLMediaElement.</w:t>
       </w:r>
     </w:p>
     <w:p>
@@ -2064,15 +2361,48 @@
         <w:pStyle w:val="Prrafodelista"/>
         <w:numPr>
           <w:ilvl w:val="0"/>
-          <w:numId w:val="11"/>
+          <w:numId w:val="22"/>
         </w:numPr>
       </w:pPr>
       <w:r>
-        <w:t>Uso de librerías como GSAP.</w:t>
+        <w:t>Uso de eventos multimedia (timeupdate, ended) para sincronizar UI.</w:t>
       </w:r>
     </w:p>
     <w:p>
-      <w:bookmarkStart w:id="22" w:name="_Toc214965713"/>
+      <w:pPr>
+        <w:pStyle w:val="Prrafodelista"/>
+        <w:numPr>
+          <w:ilvl w:val="0"/>
+          <w:numId w:val="22"/>
+        </w:numPr>
+      </w:pPr>
+      <w:r>
+        <w:t>Implementación de subtítulos con &lt;track&gt; y WebVTT.</w:t>
+      </w:r>
+    </w:p>
+    <w:p>
+      <w:pPr>
+        <w:pStyle w:val="Prrafodelista"/>
+        <w:numPr>
+          <w:ilvl w:val="0"/>
+          <w:numId w:val="22"/>
+        </w:numPr>
+      </w:pPr>
+      <w:r>
+        <w:t>Imágenes responsivas con srcset, sizes y &lt;picture&gt;.</w:t>
+      </w:r>
+    </w:p>
+    <w:p>
+      <w:pPr>
+        <w:pStyle w:val="Prrafodelista"/>
+        <w:numPr>
+          <w:ilvl w:val="0"/>
+          <w:numId w:val="22"/>
+        </w:numPr>
+      </w:pPr>
+      <w:r>
+        <w:t>Activación de Picture-in-Picture API.</w:t>
+      </w:r>
     </w:p>
     <w:p>
       <w:pPr>
@@ -2090,11 +2420,12 @@
         <w:pStyle w:val="Prrafodelista"/>
         <w:numPr>
           <w:ilvl w:val="0"/>
-          <w:numId w:val="12"/>
+          <w:numId w:val="23"/>
         </w:numPr>
       </w:pPr>
-      <w:r>
-        <w:t>Maquetación de una página con elementos multimedia.</w:t>
+      <w:bookmarkStart w:id="24" w:name="_Toc214965714"/>
+      <w:r>
+        <w:t>Maquetación de una página con imágenes responsivas y reproductor multimedia personalizado.</w:t>
       </w:r>
     </w:p>
     <w:p>
@@ -2102,15 +2433,24 @@
         <w:pStyle w:val="Prrafodelista"/>
         <w:numPr>
           <w:ilvl w:val="0"/>
-          <w:numId w:val="12"/>
+          <w:numId w:val="23"/>
         </w:numPr>
       </w:pPr>
       <w:r>
-        <w:t>Prototipo interactivo con animaciones y controles de vídeo/audio.</w:t>
+        <w:t>Prototipo interactivo con barra de progreso, botones de reproducción/pausa y subtítulos.</w:t>
       </w:r>
     </w:p>
     <w:p>
-      <w:bookmarkStart w:id="24" w:name="_Toc214965714"/>
+      <w:pPr>
+        <w:pStyle w:val="Prrafodelista"/>
+        <w:numPr>
+          <w:ilvl w:val="0"/>
+          <w:numId w:val="23"/>
+        </w:numPr>
+      </w:pPr>
+      <w:r>
+        <w:t>Verificación en distintos navegadores/dispositivos.</w:t>
+      </w:r>
     </w:p>
     <w:p>
       <w:pPr>
@@ -2136,6 +2476,7 @@
       <w:bookmarkStart w:id="26" w:name="_Toc214965715"/>
       <w:bookmarkStart w:id="27" w:name="_Toc214966766"/>
       <w:r>
+        <w:lastRenderedPageBreak/>
         <w:t>5.</w:t>
       </w:r>
       <w:r>
@@ -2149,37 +2490,22 @@
         <w:pStyle w:val="Prrafodelista"/>
         <w:numPr>
           <w:ilvl w:val="0"/>
-          <w:numId w:val="13"/>
+          <w:numId w:val="24"/>
         </w:numPr>
-      </w:pPr>
-      <w:r>
         <w:rPr>
           <w:b/>
           <w:bCs/>
         </w:rPr>
-        <w:t>Fase inicial:</w:t>
-      </w:r>
-      <w:r>
-        <w:t xml:space="preserve"> conceptos básicos de multimedia en la web.</w:t>
-      </w:r>
-    </w:p>
-    <w:p>
-      <w:pPr>
-        <w:pStyle w:val="Prrafodelista"/>
-        <w:numPr>
-          <w:ilvl w:val="0"/>
-          <w:numId w:val="13"/>
-        </w:numPr>
       </w:pPr>
       <w:r>
         <w:rPr>
           <w:b/>
           <w:bCs/>
         </w:rPr>
-        <w:t>Fase intermedia:</w:t>
-      </w:r>
-      <w:r>
-        <w:t xml:space="preserve"> integración de audio y vídeo mediante etiquetas HTML5.</w:t>
+        <w:t xml:space="preserve">Fase inicial: </w:t>
+      </w:r>
+      <w:r>
+        <w:t>conceptos básicos de multimedia en la web.</w:t>
       </w:r>
     </w:p>
     <w:p>
@@ -2187,40 +2513,66 @@
         <w:pStyle w:val="Prrafodelista"/>
         <w:numPr>
           <w:ilvl w:val="0"/>
-          <w:numId w:val="13"/>
+          <w:numId w:val="24"/>
         </w:numPr>
-      </w:pPr>
-      <w:r>
         <w:rPr>
           <w:b/>
           <w:bCs/>
         </w:rPr>
-        <w:t>Fase avanzada:</w:t>
-      </w:r>
-      <w:r>
-        <w:t xml:space="preserve"> animaciones y efectos interactivos con CSS y JavaScript.</w:t>
-      </w:r>
-    </w:p>
-    <w:p>
-      <w:pPr>
-        <w:pStyle w:val="Prrafodelista"/>
-        <w:numPr>
-          <w:ilvl w:val="0"/>
-          <w:numId w:val="13"/>
-        </w:numPr>
       </w:pPr>
       <w:r>
         <w:rPr>
           <w:b/>
           <w:bCs/>
         </w:rPr>
-        <w:t>Fase final:</w:t>
-      </w:r>
-      <w:r>
-        <w:t xml:space="preserve"> aplicación práctica en un prototipo completo y verificación en distintos navegadores/dispositivos.</w:t>
+        <w:t xml:space="preserve">Fase intermedia: </w:t>
+      </w:r>
+      <w:r>
+        <w:t>integración de imágenes responsivas y audio/vídeo mediante etiquetas HTML5.</w:t>
       </w:r>
     </w:p>
-    <w:p/>
+    <w:p>
+      <w:pPr>
+        <w:pStyle w:val="Prrafodelista"/>
+        <w:numPr>
+          <w:ilvl w:val="0"/>
+          <w:numId w:val="24"/>
+        </w:numPr>
+        <w:rPr>
+          <w:b/>
+          <w:bCs/>
+        </w:rPr>
+      </w:pPr>
+      <w:r>
+        <w:rPr>
+          <w:b/>
+          <w:bCs/>
+        </w:rPr>
+        <w:t xml:space="preserve">Fase avanzada: </w:t>
+      </w:r>
+      <w:r>
+        <w:t>creación de reproductores personalizados con CSS y JS, gestión de eventos y subtítulos.</w:t>
+      </w:r>
+    </w:p>
+    <w:p>
+      <w:pPr>
+        <w:pStyle w:val="Prrafodelista"/>
+        <w:numPr>
+          <w:ilvl w:val="0"/>
+          <w:numId w:val="24"/>
+        </w:numPr>
+      </w:pPr>
+      <w:r>
+        <w:rPr>
+          <w:b/>
+          <w:bCs/>
+        </w:rPr>
+        <w:t xml:space="preserve">Fase final: aplicación </w:t>
+      </w:r>
+      <w:r>
+        <w:t>práctica en un prototipo completo y verificación en distintos navegadores/dispositivos.</w:t>
+      </w:r>
+    </w:p>
     <w:sectPr>
       <w:headerReference w:type="default" r:id="rId9"/>
       <w:footerReference w:type="default" r:id="rId10"/>
@@ -2270,6 +2622,7 @@
         <w:docPartUnique/>
       </w:docPartObj>
     </w:sdtPr>
+    <w:sdtEndPr/>
     <w:sdtContent>
       <w:p>
         <w:pPr>
@@ -2501,6 +2854,232 @@
     </w:lvl>
   </w:abstractNum>
   <w:abstractNum w:abstractNumId="1" w15:restartNumberingAfterBreak="0">
+    <w:nsid w:val="02A07224"/>
+    <w:multiLevelType w:val="hybridMultilevel"/>
+    <w:tmpl w:val="30E8B898"/>
+    <w:lvl w:ilvl="0" w:tplc="0C0A0001">
+      <w:start w:val="1"/>
+      <w:numFmt w:val="bullet"/>
+      <w:lvlText w:val=""/>
+      <w:lvlJc w:val="left"/>
+      <w:pPr>
+        <w:ind w:left="720" w:hanging="360"/>
+      </w:pPr>
+      <w:rPr>
+        <w:rFonts w:ascii="Symbol" w:hAnsi="Symbol" w:hint="default"/>
+      </w:rPr>
+    </w:lvl>
+    <w:lvl w:ilvl="1" w:tplc="0C0A0003" w:tentative="1">
+      <w:start w:val="1"/>
+      <w:numFmt w:val="bullet"/>
+      <w:lvlText w:val="o"/>
+      <w:lvlJc w:val="left"/>
+      <w:pPr>
+        <w:ind w:left="1440" w:hanging="360"/>
+      </w:pPr>
+      <w:rPr>
+        <w:rFonts w:ascii="Courier New" w:hAnsi="Courier New" w:cs="Courier New" w:hint="default"/>
+      </w:rPr>
+    </w:lvl>
+    <w:lvl w:ilvl="2" w:tplc="0C0A0005" w:tentative="1">
+      <w:start w:val="1"/>
+      <w:numFmt w:val="bullet"/>
+      <w:lvlText w:val=""/>
+      <w:lvlJc w:val="left"/>
+      <w:pPr>
+        <w:ind w:left="2160" w:hanging="360"/>
+      </w:pPr>
+      <w:rPr>
+        <w:rFonts w:ascii="Wingdings" w:hAnsi="Wingdings" w:hint="default"/>
+      </w:rPr>
+    </w:lvl>
+    <w:lvl w:ilvl="3" w:tplc="0C0A0001" w:tentative="1">
+      <w:start w:val="1"/>
+      <w:numFmt w:val="bullet"/>
+      <w:lvlText w:val=""/>
+      <w:lvlJc w:val="left"/>
+      <w:pPr>
+        <w:ind w:left="2880" w:hanging="360"/>
+      </w:pPr>
+      <w:rPr>
+        <w:rFonts w:ascii="Symbol" w:hAnsi="Symbol" w:hint="default"/>
+      </w:rPr>
+    </w:lvl>
+    <w:lvl w:ilvl="4" w:tplc="0C0A0003" w:tentative="1">
+      <w:start w:val="1"/>
+      <w:numFmt w:val="bullet"/>
+      <w:lvlText w:val="o"/>
+      <w:lvlJc w:val="left"/>
+      <w:pPr>
+        <w:ind w:left="3600" w:hanging="360"/>
+      </w:pPr>
+      <w:rPr>
+        <w:rFonts w:ascii="Courier New" w:hAnsi="Courier New" w:cs="Courier New" w:hint="default"/>
+      </w:rPr>
+    </w:lvl>
+    <w:lvl w:ilvl="5" w:tplc="0C0A0005" w:tentative="1">
+      <w:start w:val="1"/>
+      <w:numFmt w:val="bullet"/>
+      <w:lvlText w:val=""/>
+      <w:lvlJc w:val="left"/>
+      <w:pPr>
+        <w:ind w:left="4320" w:hanging="360"/>
+      </w:pPr>
+      <w:rPr>
+        <w:rFonts w:ascii="Wingdings" w:hAnsi="Wingdings" w:hint="default"/>
+      </w:rPr>
+    </w:lvl>
+    <w:lvl w:ilvl="6" w:tplc="0C0A0001" w:tentative="1">
+      <w:start w:val="1"/>
+      <w:numFmt w:val="bullet"/>
+      <w:lvlText w:val=""/>
+      <w:lvlJc w:val="left"/>
+      <w:pPr>
+        <w:ind w:left="5040" w:hanging="360"/>
+      </w:pPr>
+      <w:rPr>
+        <w:rFonts w:ascii="Symbol" w:hAnsi="Symbol" w:hint="default"/>
+      </w:rPr>
+    </w:lvl>
+    <w:lvl w:ilvl="7" w:tplc="0C0A0003" w:tentative="1">
+      <w:start w:val="1"/>
+      <w:numFmt w:val="bullet"/>
+      <w:lvlText w:val="o"/>
+      <w:lvlJc w:val="left"/>
+      <w:pPr>
+        <w:ind w:left="5760" w:hanging="360"/>
+      </w:pPr>
+      <w:rPr>
+        <w:rFonts w:ascii="Courier New" w:hAnsi="Courier New" w:cs="Courier New" w:hint="default"/>
+      </w:rPr>
+    </w:lvl>
+    <w:lvl w:ilvl="8" w:tplc="0C0A0005" w:tentative="1">
+      <w:start w:val="1"/>
+      <w:numFmt w:val="bullet"/>
+      <w:lvlText w:val=""/>
+      <w:lvlJc w:val="left"/>
+      <w:pPr>
+        <w:ind w:left="6480" w:hanging="360"/>
+      </w:pPr>
+      <w:rPr>
+        <w:rFonts w:ascii="Wingdings" w:hAnsi="Wingdings" w:hint="default"/>
+      </w:rPr>
+    </w:lvl>
+  </w:abstractNum>
+  <w:abstractNum w:abstractNumId="2" w15:restartNumberingAfterBreak="0">
+    <w:nsid w:val="04CF1681"/>
+    <w:multiLevelType w:val="hybridMultilevel"/>
+    <w:tmpl w:val="00CCD254"/>
+    <w:lvl w:ilvl="0" w:tplc="0C0A0001">
+      <w:start w:val="1"/>
+      <w:numFmt w:val="bullet"/>
+      <w:lvlText w:val=""/>
+      <w:lvlJc w:val="left"/>
+      <w:pPr>
+        <w:ind w:left="720" w:hanging="360"/>
+      </w:pPr>
+      <w:rPr>
+        <w:rFonts w:ascii="Symbol" w:hAnsi="Symbol" w:hint="default"/>
+      </w:rPr>
+    </w:lvl>
+    <w:lvl w:ilvl="1" w:tplc="0C0A0003" w:tentative="1">
+      <w:start w:val="1"/>
+      <w:numFmt w:val="bullet"/>
+      <w:lvlText w:val="o"/>
+      <w:lvlJc w:val="left"/>
+      <w:pPr>
+        <w:ind w:left="1440" w:hanging="360"/>
+      </w:pPr>
+      <w:rPr>
+        <w:rFonts w:ascii="Courier New" w:hAnsi="Courier New" w:cs="Courier New" w:hint="default"/>
+      </w:rPr>
+    </w:lvl>
+    <w:lvl w:ilvl="2" w:tplc="0C0A0005" w:tentative="1">
+      <w:start w:val="1"/>
+      <w:numFmt w:val="bullet"/>
+      <w:lvlText w:val=""/>
+      <w:lvlJc w:val="left"/>
+      <w:pPr>
+        <w:ind w:left="2160" w:hanging="360"/>
+      </w:pPr>
+      <w:rPr>
+        <w:rFonts w:ascii="Wingdings" w:hAnsi="Wingdings" w:hint="default"/>
+      </w:rPr>
+    </w:lvl>
+    <w:lvl w:ilvl="3" w:tplc="0C0A0001" w:tentative="1">
+      <w:start w:val="1"/>
+      <w:numFmt w:val="bullet"/>
+      <w:lvlText w:val=""/>
+      <w:lvlJc w:val="left"/>
+      <w:pPr>
+        <w:ind w:left="2880" w:hanging="360"/>
+      </w:pPr>
+      <w:rPr>
+        <w:rFonts w:ascii="Symbol" w:hAnsi="Symbol" w:hint="default"/>
+      </w:rPr>
+    </w:lvl>
+    <w:lvl w:ilvl="4" w:tplc="0C0A0003" w:tentative="1">
+      <w:start w:val="1"/>
+      <w:numFmt w:val="bullet"/>
+      <w:lvlText w:val="o"/>
+      <w:lvlJc w:val="left"/>
+      <w:pPr>
+        <w:ind w:left="3600" w:hanging="360"/>
+      </w:pPr>
+      <w:rPr>
+        <w:rFonts w:ascii="Courier New" w:hAnsi="Courier New" w:cs="Courier New" w:hint="default"/>
+      </w:rPr>
+    </w:lvl>
+    <w:lvl w:ilvl="5" w:tplc="0C0A0005" w:tentative="1">
+      <w:start w:val="1"/>
+      <w:numFmt w:val="bullet"/>
+      <w:lvlText w:val=""/>
+      <w:lvlJc w:val="left"/>
+      <w:pPr>
+        <w:ind w:left="4320" w:hanging="360"/>
+      </w:pPr>
+      <w:rPr>
+        <w:rFonts w:ascii="Wingdings" w:hAnsi="Wingdings" w:hint="default"/>
+      </w:rPr>
+    </w:lvl>
+    <w:lvl w:ilvl="6" w:tplc="0C0A0001" w:tentative="1">
+      <w:start w:val="1"/>
+      <w:numFmt w:val="bullet"/>
+      <w:lvlText w:val=""/>
+      <w:lvlJc w:val="left"/>
+      <w:pPr>
+        <w:ind w:left="5040" w:hanging="360"/>
+      </w:pPr>
+      <w:rPr>
+        <w:rFonts w:ascii="Symbol" w:hAnsi="Symbol" w:hint="default"/>
+      </w:rPr>
+    </w:lvl>
+    <w:lvl w:ilvl="7" w:tplc="0C0A0003" w:tentative="1">
+      <w:start w:val="1"/>
+      <w:numFmt w:val="bullet"/>
+      <w:lvlText w:val="o"/>
+      <w:lvlJc w:val="left"/>
+      <w:pPr>
+        <w:ind w:left="5760" w:hanging="360"/>
+      </w:pPr>
+      <w:rPr>
+        <w:rFonts w:ascii="Courier New" w:hAnsi="Courier New" w:cs="Courier New" w:hint="default"/>
+      </w:rPr>
+    </w:lvl>
+    <w:lvl w:ilvl="8" w:tplc="0C0A0005" w:tentative="1">
+      <w:start w:val="1"/>
+      <w:numFmt w:val="bullet"/>
+      <w:lvlText w:val=""/>
+      <w:lvlJc w:val="left"/>
+      <w:pPr>
+        <w:ind w:left="6480" w:hanging="360"/>
+      </w:pPr>
+      <w:rPr>
+        <w:rFonts w:ascii="Wingdings" w:hAnsi="Wingdings" w:hint="default"/>
+      </w:rPr>
+    </w:lvl>
+  </w:abstractNum>
+  <w:abstractNum w:abstractNumId="3" w15:restartNumberingAfterBreak="0">
     <w:nsid w:val="0B7F4798"/>
     <w:multiLevelType w:val="hybridMultilevel"/>
     <w:tmpl w:val="B7EC6F30"/>
@@ -2613,7 +3192,7 @@
       </w:rPr>
     </w:lvl>
   </w:abstractNum>
-  <w:abstractNum w:abstractNumId="2" w15:restartNumberingAfterBreak="0">
+  <w:abstractNum w:abstractNumId="4" w15:restartNumberingAfterBreak="0">
     <w:nsid w:val="15B324AB"/>
     <w:multiLevelType w:val="hybridMultilevel"/>
     <w:tmpl w:val="E74E5940"/>
@@ -2726,7 +3305,7 @@
       </w:rPr>
     </w:lvl>
   </w:abstractNum>
-  <w:abstractNum w:abstractNumId="3" w15:restartNumberingAfterBreak="0">
+  <w:abstractNum w:abstractNumId="5" w15:restartNumberingAfterBreak="0">
     <w:nsid w:val="223E6680"/>
     <w:multiLevelType w:val="hybridMultilevel"/>
     <w:tmpl w:val="2B6AD4CA"/>
@@ -2742,13 +3321,13 @@
         <w:rFonts w:ascii="Symbol" w:hAnsi="Symbol" w:hint="default"/>
       </w:rPr>
     </w:lvl>
-    <w:lvl w:ilvl="1" w:tplc="0C0A0003" w:tentative="1">
-      <w:start w:val="1"/>
-      <w:numFmt w:val="bullet"/>
-      <w:lvlText w:val="o"/>
-      <w:lvlJc w:val="left"/>
-      <w:pPr>
-        <w:ind w:left="1440" w:hanging="360"/>
+    <w:lvl w:ilvl="1" w:tplc="0C0A0003">
+      <w:start w:val="1"/>
+      <w:numFmt w:val="bullet"/>
+      <w:lvlText w:val="o"/>
+      <w:lvlJc w:val="left"/>
+      <w:pPr>
+        <w:ind w:left="1211" w:hanging="360"/>
       </w:pPr>
       <w:rPr>
         <w:rFonts w:ascii="Courier New" w:hAnsi="Courier New" w:cs="Courier New" w:hint="default"/>
@@ -2839,7 +3418,7 @@
       </w:rPr>
     </w:lvl>
   </w:abstractNum>
-  <w:abstractNum w:abstractNumId="4" w15:restartNumberingAfterBreak="0">
+  <w:abstractNum w:abstractNumId="6" w15:restartNumberingAfterBreak="0">
     <w:nsid w:val="270A5320"/>
     <w:multiLevelType w:val="hybridMultilevel"/>
     <w:tmpl w:val="55CCEE1C"/>
@@ -2952,7 +3531,7 @@
       </w:rPr>
     </w:lvl>
   </w:abstractNum>
-  <w:abstractNum w:abstractNumId="5" w15:restartNumberingAfterBreak="0">
+  <w:abstractNum w:abstractNumId="7" w15:restartNumberingAfterBreak="0">
     <w:nsid w:val="2A204325"/>
     <w:multiLevelType w:val="hybridMultilevel"/>
     <w:tmpl w:val="386AAB0A"/>
@@ -3065,7 +3644,120 @@
       </w:rPr>
     </w:lvl>
   </w:abstractNum>
-  <w:abstractNum w:abstractNumId="6" w15:restartNumberingAfterBreak="0">
+  <w:abstractNum w:abstractNumId="8" w15:restartNumberingAfterBreak="0">
+    <w:nsid w:val="2C4C102B"/>
+    <w:multiLevelType w:val="hybridMultilevel"/>
+    <w:tmpl w:val="0B94A0D4"/>
+    <w:lvl w:ilvl="0" w:tplc="0C0A0001">
+      <w:start w:val="1"/>
+      <w:numFmt w:val="bullet"/>
+      <w:lvlText w:val=""/>
+      <w:lvlJc w:val="left"/>
+      <w:pPr>
+        <w:ind w:left="720" w:hanging="360"/>
+      </w:pPr>
+      <w:rPr>
+        <w:rFonts w:ascii="Symbol" w:hAnsi="Symbol" w:hint="default"/>
+      </w:rPr>
+    </w:lvl>
+    <w:lvl w:ilvl="1" w:tplc="0C0A0003" w:tentative="1">
+      <w:start w:val="1"/>
+      <w:numFmt w:val="bullet"/>
+      <w:lvlText w:val="o"/>
+      <w:lvlJc w:val="left"/>
+      <w:pPr>
+        <w:ind w:left="1440" w:hanging="360"/>
+      </w:pPr>
+      <w:rPr>
+        <w:rFonts w:ascii="Courier New" w:hAnsi="Courier New" w:cs="Courier New" w:hint="default"/>
+      </w:rPr>
+    </w:lvl>
+    <w:lvl w:ilvl="2" w:tplc="0C0A0005" w:tentative="1">
+      <w:start w:val="1"/>
+      <w:numFmt w:val="bullet"/>
+      <w:lvlText w:val=""/>
+      <w:lvlJc w:val="left"/>
+      <w:pPr>
+        <w:ind w:left="2160" w:hanging="360"/>
+      </w:pPr>
+      <w:rPr>
+        <w:rFonts w:ascii="Wingdings" w:hAnsi="Wingdings" w:hint="default"/>
+      </w:rPr>
+    </w:lvl>
+    <w:lvl w:ilvl="3" w:tplc="0C0A0001" w:tentative="1">
+      <w:start w:val="1"/>
+      <w:numFmt w:val="bullet"/>
+      <w:lvlText w:val=""/>
+      <w:lvlJc w:val="left"/>
+      <w:pPr>
+        <w:ind w:left="2880" w:hanging="360"/>
+      </w:pPr>
+      <w:rPr>
+        <w:rFonts w:ascii="Symbol" w:hAnsi="Symbol" w:hint="default"/>
+      </w:rPr>
+    </w:lvl>
+    <w:lvl w:ilvl="4" w:tplc="0C0A0003" w:tentative="1">
+      <w:start w:val="1"/>
+      <w:numFmt w:val="bullet"/>
+      <w:lvlText w:val="o"/>
+      <w:lvlJc w:val="left"/>
+      <w:pPr>
+        <w:ind w:left="3600" w:hanging="360"/>
+      </w:pPr>
+      <w:rPr>
+        <w:rFonts w:ascii="Courier New" w:hAnsi="Courier New" w:cs="Courier New" w:hint="default"/>
+      </w:rPr>
+    </w:lvl>
+    <w:lvl w:ilvl="5" w:tplc="0C0A0005" w:tentative="1">
+      <w:start w:val="1"/>
+      <w:numFmt w:val="bullet"/>
+      <w:lvlText w:val=""/>
+      <w:lvlJc w:val="left"/>
+      <w:pPr>
+        <w:ind w:left="4320" w:hanging="360"/>
+      </w:pPr>
+      <w:rPr>
+        <w:rFonts w:ascii="Wingdings" w:hAnsi="Wingdings" w:hint="default"/>
+      </w:rPr>
+    </w:lvl>
+    <w:lvl w:ilvl="6" w:tplc="0C0A0001" w:tentative="1">
+      <w:start w:val="1"/>
+      <w:numFmt w:val="bullet"/>
+      <w:lvlText w:val=""/>
+      <w:lvlJc w:val="left"/>
+      <w:pPr>
+        <w:ind w:left="5040" w:hanging="360"/>
+      </w:pPr>
+      <w:rPr>
+        <w:rFonts w:ascii="Symbol" w:hAnsi="Symbol" w:hint="default"/>
+      </w:rPr>
+    </w:lvl>
+    <w:lvl w:ilvl="7" w:tplc="0C0A0003" w:tentative="1">
+      <w:start w:val="1"/>
+      <w:numFmt w:val="bullet"/>
+      <w:lvlText w:val="o"/>
+      <w:lvlJc w:val="left"/>
+      <w:pPr>
+        <w:ind w:left="5760" w:hanging="360"/>
+      </w:pPr>
+      <w:rPr>
+        <w:rFonts w:ascii="Courier New" w:hAnsi="Courier New" w:cs="Courier New" w:hint="default"/>
+      </w:rPr>
+    </w:lvl>
+    <w:lvl w:ilvl="8" w:tplc="0C0A0005" w:tentative="1">
+      <w:start w:val="1"/>
+      <w:numFmt w:val="bullet"/>
+      <w:lvlText w:val=""/>
+      <w:lvlJc w:val="left"/>
+      <w:pPr>
+        <w:ind w:left="6480" w:hanging="360"/>
+      </w:pPr>
+      <w:rPr>
+        <w:rFonts w:ascii="Wingdings" w:hAnsi="Wingdings" w:hint="default"/>
+      </w:rPr>
+    </w:lvl>
+  </w:abstractNum>
+  <w:abstractNum w:abstractNumId="9" w15:restartNumberingAfterBreak="0">
     <w:nsid w:val="2CA73ED6"/>
     <w:multiLevelType w:val="hybridMultilevel"/>
     <w:tmpl w:val="D1B2535A"/>
@@ -3178,7 +3870,7 @@
       </w:rPr>
     </w:lvl>
   </w:abstractNum>
-  <w:abstractNum w:abstractNumId="7" w15:restartNumberingAfterBreak="0">
+  <w:abstractNum w:abstractNumId="10" w15:restartNumberingAfterBreak="0">
     <w:nsid w:val="30B719A1"/>
     <w:multiLevelType w:val="hybridMultilevel"/>
     <w:tmpl w:val="F1D0801E"/>
@@ -3291,7 +3983,120 @@
       </w:rPr>
     </w:lvl>
   </w:abstractNum>
-  <w:abstractNum w:abstractNumId="8" w15:restartNumberingAfterBreak="0">
+  <w:abstractNum w:abstractNumId="11" w15:restartNumberingAfterBreak="0">
+    <w:nsid w:val="32A827A0"/>
+    <w:multiLevelType w:val="multilevel"/>
+    <w:tmpl w:val="A410A06C"/>
+    <w:lvl w:ilvl="0">
+      <w:start w:val="2"/>
+      <w:numFmt w:val="decimal"/>
+      <w:lvlText w:val="%1"/>
+      <w:lvlJc w:val="left"/>
+      <w:pPr>
+        <w:ind w:left="375" w:hanging="375"/>
+      </w:pPr>
+      <w:rPr>
+        <w:rFonts w:hint="default"/>
+      </w:rPr>
+    </w:lvl>
+    <w:lvl w:ilvl="1">
+      <w:start w:val="2"/>
+      <w:numFmt w:val="decimal"/>
+      <w:lvlText w:val="%1.%2"/>
+      <w:lvlJc w:val="left"/>
+      <w:pPr>
+        <w:ind w:left="375" w:hanging="375"/>
+      </w:pPr>
+      <w:rPr>
+        <w:rFonts w:hint="default"/>
+      </w:rPr>
+    </w:lvl>
+    <w:lvl w:ilvl="2">
+      <w:start w:val="1"/>
+      <w:numFmt w:val="decimal"/>
+      <w:lvlText w:val="%1.%2.%3"/>
+      <w:lvlJc w:val="left"/>
+      <w:pPr>
+        <w:ind w:left="720" w:hanging="720"/>
+      </w:pPr>
+      <w:rPr>
+        <w:rFonts w:hint="default"/>
+      </w:rPr>
+    </w:lvl>
+    <w:lvl w:ilvl="3">
+      <w:start w:val="1"/>
+      <w:numFmt w:val="decimal"/>
+      <w:lvlText w:val="%1.%2.%3.%4"/>
+      <w:lvlJc w:val="left"/>
+      <w:pPr>
+        <w:ind w:left="720" w:hanging="720"/>
+      </w:pPr>
+      <w:rPr>
+        <w:rFonts w:hint="default"/>
+      </w:rPr>
+    </w:lvl>
+    <w:lvl w:ilvl="4">
+      <w:start w:val="1"/>
+      <w:numFmt w:val="decimal"/>
+      <w:lvlText w:val="%1.%2.%3.%4.%5"/>
+      <w:lvlJc w:val="left"/>
+      <w:pPr>
+        <w:ind w:left="1080" w:hanging="1080"/>
+      </w:pPr>
+      <w:rPr>
+        <w:rFonts w:hint="default"/>
+      </w:rPr>
+    </w:lvl>
+    <w:lvl w:ilvl="5">
+      <w:start w:val="1"/>
+      <w:numFmt w:val="decimal"/>
+      <w:lvlText w:val="%1.%2.%3.%4.%5.%6"/>
+      <w:lvlJc w:val="left"/>
+      <w:pPr>
+        <w:ind w:left="1080" w:hanging="1080"/>
+      </w:pPr>
+      <w:rPr>
+        <w:rFonts w:hint="default"/>
+      </w:rPr>
+    </w:lvl>
+    <w:lvl w:ilvl="6">
+      <w:start w:val="1"/>
+      <w:numFmt w:val="decimal"/>
+      <w:lvlText w:val="%1.%2.%3.%4.%5.%6.%7"/>
+      <w:lvlJc w:val="left"/>
+      <w:pPr>
+        <w:ind w:left="1440" w:hanging="1440"/>
+      </w:pPr>
+      <w:rPr>
+        <w:rFonts w:hint="default"/>
+      </w:rPr>
+    </w:lvl>
+    <w:lvl w:ilvl="7">
+      <w:start w:val="1"/>
+      <w:numFmt w:val="decimal"/>
+      <w:lvlText w:val="%1.%2.%3.%4.%5.%6.%7.%8"/>
+      <w:lvlJc w:val="left"/>
+      <w:pPr>
+        <w:ind w:left="1440" w:hanging="1440"/>
+      </w:pPr>
+      <w:rPr>
+        <w:rFonts w:hint="default"/>
+      </w:rPr>
+    </w:lvl>
+    <w:lvl w:ilvl="8">
+      <w:start w:val="1"/>
+      <w:numFmt w:val="decimal"/>
+      <w:lvlText w:val="%1.%2.%3.%4.%5.%6.%7.%8.%9"/>
+      <w:lvlJc w:val="left"/>
+      <w:pPr>
+        <w:ind w:left="1800" w:hanging="1800"/>
+      </w:pPr>
+      <w:rPr>
+        <w:rFonts w:hint="default"/>
+      </w:rPr>
+    </w:lvl>
+  </w:abstractNum>
+  <w:abstractNum w:abstractNumId="12" w15:restartNumberingAfterBreak="0">
     <w:nsid w:val="351C37A0"/>
     <w:multiLevelType w:val="hybridMultilevel"/>
     <w:tmpl w:val="747C171C"/>
@@ -3404,7 +4209,7 @@
       </w:rPr>
     </w:lvl>
   </w:abstractNum>
-  <w:abstractNum w:abstractNumId="9" w15:restartNumberingAfterBreak="0">
+  <w:abstractNum w:abstractNumId="13" w15:restartNumberingAfterBreak="0">
     <w:nsid w:val="3DB32C46"/>
     <w:multiLevelType w:val="hybridMultilevel"/>
     <w:tmpl w:val="66B6F1A2"/>
@@ -3517,7 +4322,7 @@
       </w:rPr>
     </w:lvl>
   </w:abstractNum>
-  <w:abstractNum w:abstractNumId="10" w15:restartNumberingAfterBreak="0">
+  <w:abstractNum w:abstractNumId="14" w15:restartNumberingAfterBreak="0">
     <w:nsid w:val="52C34B07"/>
     <w:multiLevelType w:val="hybridMultilevel"/>
     <w:tmpl w:val="41804460"/>
@@ -3630,7 +4435,233 @@
       </w:rPr>
     </w:lvl>
   </w:abstractNum>
-  <w:abstractNum w:abstractNumId="11" w15:restartNumberingAfterBreak="0">
+  <w:abstractNum w:abstractNumId="15" w15:restartNumberingAfterBreak="0">
+    <w:nsid w:val="53146A3E"/>
+    <w:multiLevelType w:val="hybridMultilevel"/>
+    <w:tmpl w:val="3E3CE8C4"/>
+    <w:lvl w:ilvl="0" w:tplc="0C0A0001">
+      <w:start w:val="1"/>
+      <w:numFmt w:val="bullet"/>
+      <w:lvlText w:val=""/>
+      <w:lvlJc w:val="left"/>
+      <w:pPr>
+        <w:ind w:left="720" w:hanging="360"/>
+      </w:pPr>
+      <w:rPr>
+        <w:rFonts w:ascii="Symbol" w:hAnsi="Symbol" w:hint="default"/>
+      </w:rPr>
+    </w:lvl>
+    <w:lvl w:ilvl="1" w:tplc="0C0A0003" w:tentative="1">
+      <w:start w:val="1"/>
+      <w:numFmt w:val="bullet"/>
+      <w:lvlText w:val="o"/>
+      <w:lvlJc w:val="left"/>
+      <w:pPr>
+        <w:ind w:left="1440" w:hanging="360"/>
+      </w:pPr>
+      <w:rPr>
+        <w:rFonts w:ascii="Courier New" w:hAnsi="Courier New" w:cs="Courier New" w:hint="default"/>
+      </w:rPr>
+    </w:lvl>
+    <w:lvl w:ilvl="2" w:tplc="0C0A0005" w:tentative="1">
+      <w:start w:val="1"/>
+      <w:numFmt w:val="bullet"/>
+      <w:lvlText w:val=""/>
+      <w:lvlJc w:val="left"/>
+      <w:pPr>
+        <w:ind w:left="2160" w:hanging="360"/>
+      </w:pPr>
+      <w:rPr>
+        <w:rFonts w:ascii="Wingdings" w:hAnsi="Wingdings" w:hint="default"/>
+      </w:rPr>
+    </w:lvl>
+    <w:lvl w:ilvl="3" w:tplc="0C0A0001" w:tentative="1">
+      <w:start w:val="1"/>
+      <w:numFmt w:val="bullet"/>
+      <w:lvlText w:val=""/>
+      <w:lvlJc w:val="left"/>
+      <w:pPr>
+        <w:ind w:left="2880" w:hanging="360"/>
+      </w:pPr>
+      <w:rPr>
+        <w:rFonts w:ascii="Symbol" w:hAnsi="Symbol" w:hint="default"/>
+      </w:rPr>
+    </w:lvl>
+    <w:lvl w:ilvl="4" w:tplc="0C0A0003" w:tentative="1">
+      <w:start w:val="1"/>
+      <w:numFmt w:val="bullet"/>
+      <w:lvlText w:val="o"/>
+      <w:lvlJc w:val="left"/>
+      <w:pPr>
+        <w:ind w:left="3600" w:hanging="360"/>
+      </w:pPr>
+      <w:rPr>
+        <w:rFonts w:ascii="Courier New" w:hAnsi="Courier New" w:cs="Courier New" w:hint="default"/>
+      </w:rPr>
+    </w:lvl>
+    <w:lvl w:ilvl="5" w:tplc="0C0A0005" w:tentative="1">
+      <w:start w:val="1"/>
+      <w:numFmt w:val="bullet"/>
+      <w:lvlText w:val=""/>
+      <w:lvlJc w:val="left"/>
+      <w:pPr>
+        <w:ind w:left="4320" w:hanging="360"/>
+      </w:pPr>
+      <w:rPr>
+        <w:rFonts w:ascii="Wingdings" w:hAnsi="Wingdings" w:hint="default"/>
+      </w:rPr>
+    </w:lvl>
+    <w:lvl w:ilvl="6" w:tplc="0C0A0001" w:tentative="1">
+      <w:start w:val="1"/>
+      <w:numFmt w:val="bullet"/>
+      <w:lvlText w:val=""/>
+      <w:lvlJc w:val="left"/>
+      <w:pPr>
+        <w:ind w:left="5040" w:hanging="360"/>
+      </w:pPr>
+      <w:rPr>
+        <w:rFonts w:ascii="Symbol" w:hAnsi="Symbol" w:hint="default"/>
+      </w:rPr>
+    </w:lvl>
+    <w:lvl w:ilvl="7" w:tplc="0C0A0003" w:tentative="1">
+      <w:start w:val="1"/>
+      <w:numFmt w:val="bullet"/>
+      <w:lvlText w:val="o"/>
+      <w:lvlJc w:val="left"/>
+      <w:pPr>
+        <w:ind w:left="5760" w:hanging="360"/>
+      </w:pPr>
+      <w:rPr>
+        <w:rFonts w:ascii="Courier New" w:hAnsi="Courier New" w:cs="Courier New" w:hint="default"/>
+      </w:rPr>
+    </w:lvl>
+    <w:lvl w:ilvl="8" w:tplc="0C0A0005" w:tentative="1">
+      <w:start w:val="1"/>
+      <w:numFmt w:val="bullet"/>
+      <w:lvlText w:val=""/>
+      <w:lvlJc w:val="left"/>
+      <w:pPr>
+        <w:ind w:left="6480" w:hanging="360"/>
+      </w:pPr>
+      <w:rPr>
+        <w:rFonts w:ascii="Wingdings" w:hAnsi="Wingdings" w:hint="default"/>
+      </w:rPr>
+    </w:lvl>
+  </w:abstractNum>
+  <w:abstractNum w:abstractNumId="16" w15:restartNumberingAfterBreak="0">
+    <w:nsid w:val="54AD4A63"/>
+    <w:multiLevelType w:val="hybridMultilevel"/>
+    <w:tmpl w:val="EAB609E6"/>
+    <w:lvl w:ilvl="0" w:tplc="0C0A0003">
+      <w:start w:val="1"/>
+      <w:numFmt w:val="bullet"/>
+      <w:lvlText w:val="o"/>
+      <w:lvlJc w:val="left"/>
+      <w:pPr>
+        <w:ind w:left="1211" w:hanging="360"/>
+      </w:pPr>
+      <w:rPr>
+        <w:rFonts w:ascii="Courier New" w:hAnsi="Courier New" w:cs="Courier New" w:hint="default"/>
+      </w:rPr>
+    </w:lvl>
+    <w:lvl w:ilvl="1" w:tplc="0C0A0003" w:tentative="1">
+      <w:start w:val="1"/>
+      <w:numFmt w:val="bullet"/>
+      <w:lvlText w:val="o"/>
+      <w:lvlJc w:val="left"/>
+      <w:pPr>
+        <w:ind w:left="1931" w:hanging="360"/>
+      </w:pPr>
+      <w:rPr>
+        <w:rFonts w:ascii="Courier New" w:hAnsi="Courier New" w:cs="Courier New" w:hint="default"/>
+      </w:rPr>
+    </w:lvl>
+    <w:lvl w:ilvl="2" w:tplc="0C0A0005" w:tentative="1">
+      <w:start w:val="1"/>
+      <w:numFmt w:val="bullet"/>
+      <w:lvlText w:val=""/>
+      <w:lvlJc w:val="left"/>
+      <w:pPr>
+        <w:ind w:left="2651" w:hanging="360"/>
+      </w:pPr>
+      <w:rPr>
+        <w:rFonts w:ascii="Wingdings" w:hAnsi="Wingdings" w:hint="default"/>
+      </w:rPr>
+    </w:lvl>
+    <w:lvl w:ilvl="3" w:tplc="0C0A0001" w:tentative="1">
+      <w:start w:val="1"/>
+      <w:numFmt w:val="bullet"/>
+      <w:lvlText w:val=""/>
+      <w:lvlJc w:val="left"/>
+      <w:pPr>
+        <w:ind w:left="3371" w:hanging="360"/>
+      </w:pPr>
+      <w:rPr>
+        <w:rFonts w:ascii="Symbol" w:hAnsi="Symbol" w:hint="default"/>
+      </w:rPr>
+    </w:lvl>
+    <w:lvl w:ilvl="4" w:tplc="0C0A0003" w:tentative="1">
+      <w:start w:val="1"/>
+      <w:numFmt w:val="bullet"/>
+      <w:lvlText w:val="o"/>
+      <w:lvlJc w:val="left"/>
+      <w:pPr>
+        <w:ind w:left="4091" w:hanging="360"/>
+      </w:pPr>
+      <w:rPr>
+        <w:rFonts w:ascii="Courier New" w:hAnsi="Courier New" w:cs="Courier New" w:hint="default"/>
+      </w:rPr>
+    </w:lvl>
+    <w:lvl w:ilvl="5" w:tplc="0C0A0005" w:tentative="1">
+      <w:start w:val="1"/>
+      <w:numFmt w:val="bullet"/>
+      <w:lvlText w:val=""/>
+      <w:lvlJc w:val="left"/>
+      <w:pPr>
+        <w:ind w:left="4811" w:hanging="360"/>
+      </w:pPr>
+      <w:rPr>
+        <w:rFonts w:ascii="Wingdings" w:hAnsi="Wingdings" w:hint="default"/>
+      </w:rPr>
+    </w:lvl>
+    <w:lvl w:ilvl="6" w:tplc="0C0A0001" w:tentative="1">
+      <w:start w:val="1"/>
+      <w:numFmt w:val="bullet"/>
+      <w:lvlText w:val=""/>
+      <w:lvlJc w:val="left"/>
+      <w:pPr>
+        <w:ind w:left="5531" w:hanging="360"/>
+      </w:pPr>
+      <w:rPr>
+        <w:rFonts w:ascii="Symbol" w:hAnsi="Symbol" w:hint="default"/>
+      </w:rPr>
+    </w:lvl>
+    <w:lvl w:ilvl="7" w:tplc="0C0A0003" w:tentative="1">
+      <w:start w:val="1"/>
+      <w:numFmt w:val="bullet"/>
+      <w:lvlText w:val="o"/>
+      <w:lvlJc w:val="left"/>
+      <w:pPr>
+        <w:ind w:left="6251" w:hanging="360"/>
+      </w:pPr>
+      <w:rPr>
+        <w:rFonts w:ascii="Courier New" w:hAnsi="Courier New" w:cs="Courier New" w:hint="default"/>
+      </w:rPr>
+    </w:lvl>
+    <w:lvl w:ilvl="8" w:tplc="0C0A0005" w:tentative="1">
+      <w:start w:val="1"/>
+      <w:numFmt w:val="bullet"/>
+      <w:lvlText w:val=""/>
+      <w:lvlJc w:val="left"/>
+      <w:pPr>
+        <w:ind w:left="6971" w:hanging="360"/>
+      </w:pPr>
+      <w:rPr>
+        <w:rFonts w:ascii="Wingdings" w:hAnsi="Wingdings" w:hint="default"/>
+      </w:rPr>
+    </w:lvl>
+  </w:abstractNum>
+  <w:abstractNum w:abstractNumId="17" w15:restartNumberingAfterBreak="0">
     <w:nsid w:val="56B538F3"/>
     <w:multiLevelType w:val="hybridMultilevel"/>
     <w:tmpl w:val="EFA67774"/>
@@ -3743,7 +4774,120 @@
       </w:rPr>
     </w:lvl>
   </w:abstractNum>
-  <w:abstractNum w:abstractNumId="12" w15:restartNumberingAfterBreak="0">
+  <w:abstractNum w:abstractNumId="18" w15:restartNumberingAfterBreak="0">
+    <w:nsid w:val="5DAE25EF"/>
+    <w:multiLevelType w:val="hybridMultilevel"/>
+    <w:tmpl w:val="EF18EC4A"/>
+    <w:lvl w:ilvl="0" w:tplc="0C0A0001">
+      <w:start w:val="1"/>
+      <w:numFmt w:val="bullet"/>
+      <w:lvlText w:val=""/>
+      <w:lvlJc w:val="left"/>
+      <w:pPr>
+        <w:ind w:left="720" w:hanging="360"/>
+      </w:pPr>
+      <w:rPr>
+        <w:rFonts w:ascii="Symbol" w:hAnsi="Symbol" w:hint="default"/>
+      </w:rPr>
+    </w:lvl>
+    <w:lvl w:ilvl="1" w:tplc="0C0A0003" w:tentative="1">
+      <w:start w:val="1"/>
+      <w:numFmt w:val="bullet"/>
+      <w:lvlText w:val="o"/>
+      <w:lvlJc w:val="left"/>
+      <w:pPr>
+        <w:ind w:left="1440" w:hanging="360"/>
+      </w:pPr>
+      <w:rPr>
+        <w:rFonts w:ascii="Courier New" w:hAnsi="Courier New" w:cs="Courier New" w:hint="default"/>
+      </w:rPr>
+    </w:lvl>
+    <w:lvl w:ilvl="2" w:tplc="0C0A0005" w:tentative="1">
+      <w:start w:val="1"/>
+      <w:numFmt w:val="bullet"/>
+      <w:lvlText w:val=""/>
+      <w:lvlJc w:val="left"/>
+      <w:pPr>
+        <w:ind w:left="2160" w:hanging="360"/>
+      </w:pPr>
+      <w:rPr>
+        <w:rFonts w:ascii="Wingdings" w:hAnsi="Wingdings" w:hint="default"/>
+      </w:rPr>
+    </w:lvl>
+    <w:lvl w:ilvl="3" w:tplc="0C0A0001" w:tentative="1">
+      <w:start w:val="1"/>
+      <w:numFmt w:val="bullet"/>
+      <w:lvlText w:val=""/>
+      <w:lvlJc w:val="left"/>
+      <w:pPr>
+        <w:ind w:left="2880" w:hanging="360"/>
+      </w:pPr>
+      <w:rPr>
+        <w:rFonts w:ascii="Symbol" w:hAnsi="Symbol" w:hint="default"/>
+      </w:rPr>
+    </w:lvl>
+    <w:lvl w:ilvl="4" w:tplc="0C0A0003" w:tentative="1">
+      <w:start w:val="1"/>
+      <w:numFmt w:val="bullet"/>
+      <w:lvlText w:val="o"/>
+      <w:lvlJc w:val="left"/>
+      <w:pPr>
+        <w:ind w:left="3600" w:hanging="360"/>
+      </w:pPr>
+      <w:rPr>
+        <w:rFonts w:ascii="Courier New" w:hAnsi="Courier New" w:cs="Courier New" w:hint="default"/>
+      </w:rPr>
+    </w:lvl>
+    <w:lvl w:ilvl="5" w:tplc="0C0A0005" w:tentative="1">
+      <w:start w:val="1"/>
+      <w:numFmt w:val="bullet"/>
+      <w:lvlText w:val=""/>
+      <w:lvlJc w:val="left"/>
+      <w:pPr>
+        <w:ind w:left="4320" w:hanging="360"/>
+      </w:pPr>
+      <w:rPr>
+        <w:rFonts w:ascii="Wingdings" w:hAnsi="Wingdings" w:hint="default"/>
+      </w:rPr>
+    </w:lvl>
+    <w:lvl w:ilvl="6" w:tplc="0C0A0001" w:tentative="1">
+      <w:start w:val="1"/>
+      <w:numFmt w:val="bullet"/>
+      <w:lvlText w:val=""/>
+      <w:lvlJc w:val="left"/>
+      <w:pPr>
+        <w:ind w:left="5040" w:hanging="360"/>
+      </w:pPr>
+      <w:rPr>
+        <w:rFonts w:ascii="Symbol" w:hAnsi="Symbol" w:hint="default"/>
+      </w:rPr>
+    </w:lvl>
+    <w:lvl w:ilvl="7" w:tplc="0C0A0003" w:tentative="1">
+      <w:start w:val="1"/>
+      <w:numFmt w:val="bullet"/>
+      <w:lvlText w:val="o"/>
+      <w:lvlJc w:val="left"/>
+      <w:pPr>
+        <w:ind w:left="5760" w:hanging="360"/>
+      </w:pPr>
+      <w:rPr>
+        <w:rFonts w:ascii="Courier New" w:hAnsi="Courier New" w:cs="Courier New" w:hint="default"/>
+      </w:rPr>
+    </w:lvl>
+    <w:lvl w:ilvl="8" w:tplc="0C0A0005" w:tentative="1">
+      <w:start w:val="1"/>
+      <w:numFmt w:val="bullet"/>
+      <w:lvlText w:val=""/>
+      <w:lvlJc w:val="left"/>
+      <w:pPr>
+        <w:ind w:left="6480" w:hanging="360"/>
+      </w:pPr>
+      <w:rPr>
+        <w:rFonts w:ascii="Wingdings" w:hAnsi="Wingdings" w:hint="default"/>
+      </w:rPr>
+    </w:lvl>
+  </w:abstractNum>
+  <w:abstractNum w:abstractNumId="19" w15:restartNumberingAfterBreak="0">
     <w:nsid w:val="614C62DD"/>
     <w:multiLevelType w:val="hybridMultilevel"/>
     <w:tmpl w:val="F85A25D0"/>
@@ -3856,7 +5000,120 @@
       </w:rPr>
     </w:lvl>
   </w:abstractNum>
-  <w:abstractNum w:abstractNumId="13" w15:restartNumberingAfterBreak="0">
+  <w:abstractNum w:abstractNumId="20" w15:restartNumberingAfterBreak="0">
+    <w:nsid w:val="684B3FB8"/>
+    <w:multiLevelType w:val="hybridMultilevel"/>
+    <w:tmpl w:val="50761DC0"/>
+    <w:lvl w:ilvl="0" w:tplc="0C0A0001">
+      <w:start w:val="1"/>
+      <w:numFmt w:val="bullet"/>
+      <w:lvlText w:val=""/>
+      <w:lvlJc w:val="left"/>
+      <w:pPr>
+        <w:ind w:left="720" w:hanging="360"/>
+      </w:pPr>
+      <w:rPr>
+        <w:rFonts w:ascii="Symbol" w:hAnsi="Symbol" w:hint="default"/>
+      </w:rPr>
+    </w:lvl>
+    <w:lvl w:ilvl="1" w:tplc="0C0A0003" w:tentative="1">
+      <w:start w:val="1"/>
+      <w:numFmt w:val="bullet"/>
+      <w:lvlText w:val="o"/>
+      <w:lvlJc w:val="left"/>
+      <w:pPr>
+        <w:ind w:left="1440" w:hanging="360"/>
+      </w:pPr>
+      <w:rPr>
+        <w:rFonts w:ascii="Courier New" w:hAnsi="Courier New" w:cs="Courier New" w:hint="default"/>
+      </w:rPr>
+    </w:lvl>
+    <w:lvl w:ilvl="2" w:tplc="0C0A0005" w:tentative="1">
+      <w:start w:val="1"/>
+      <w:numFmt w:val="bullet"/>
+      <w:lvlText w:val=""/>
+      <w:lvlJc w:val="left"/>
+      <w:pPr>
+        <w:ind w:left="2160" w:hanging="360"/>
+      </w:pPr>
+      <w:rPr>
+        <w:rFonts w:ascii="Wingdings" w:hAnsi="Wingdings" w:hint="default"/>
+      </w:rPr>
+    </w:lvl>
+    <w:lvl w:ilvl="3" w:tplc="0C0A0001" w:tentative="1">
+      <w:start w:val="1"/>
+      <w:numFmt w:val="bullet"/>
+      <w:lvlText w:val=""/>
+      <w:lvlJc w:val="left"/>
+      <w:pPr>
+        <w:ind w:left="2880" w:hanging="360"/>
+      </w:pPr>
+      <w:rPr>
+        <w:rFonts w:ascii="Symbol" w:hAnsi="Symbol" w:hint="default"/>
+      </w:rPr>
+    </w:lvl>
+    <w:lvl w:ilvl="4" w:tplc="0C0A0003" w:tentative="1">
+      <w:start w:val="1"/>
+      <w:numFmt w:val="bullet"/>
+      <w:lvlText w:val="o"/>
+      <w:lvlJc w:val="left"/>
+      <w:pPr>
+        <w:ind w:left="3600" w:hanging="360"/>
+      </w:pPr>
+      <w:rPr>
+        <w:rFonts w:ascii="Courier New" w:hAnsi="Courier New" w:cs="Courier New" w:hint="default"/>
+      </w:rPr>
+    </w:lvl>
+    <w:lvl w:ilvl="5" w:tplc="0C0A0005" w:tentative="1">
+      <w:start w:val="1"/>
+      <w:numFmt w:val="bullet"/>
+      <w:lvlText w:val=""/>
+      <w:lvlJc w:val="left"/>
+      <w:pPr>
+        <w:ind w:left="4320" w:hanging="360"/>
+      </w:pPr>
+      <w:rPr>
+        <w:rFonts w:ascii="Wingdings" w:hAnsi="Wingdings" w:hint="default"/>
+      </w:rPr>
+    </w:lvl>
+    <w:lvl w:ilvl="6" w:tplc="0C0A0001" w:tentative="1">
+      <w:start w:val="1"/>
+      <w:numFmt w:val="bullet"/>
+      <w:lvlText w:val=""/>
+      <w:lvlJc w:val="left"/>
+      <w:pPr>
+        <w:ind w:left="5040" w:hanging="360"/>
+      </w:pPr>
+      <w:rPr>
+        <w:rFonts w:ascii="Symbol" w:hAnsi="Symbol" w:hint="default"/>
+      </w:rPr>
+    </w:lvl>
+    <w:lvl w:ilvl="7" w:tplc="0C0A0003" w:tentative="1">
+      <w:start w:val="1"/>
+      <w:numFmt w:val="bullet"/>
+      <w:lvlText w:val="o"/>
+      <w:lvlJc w:val="left"/>
+      <w:pPr>
+        <w:ind w:left="5760" w:hanging="360"/>
+      </w:pPr>
+      <w:rPr>
+        <w:rFonts w:ascii="Courier New" w:hAnsi="Courier New" w:cs="Courier New" w:hint="default"/>
+      </w:rPr>
+    </w:lvl>
+    <w:lvl w:ilvl="8" w:tplc="0C0A0005" w:tentative="1">
+      <w:start w:val="1"/>
+      <w:numFmt w:val="bullet"/>
+      <w:lvlText w:val=""/>
+      <w:lvlJc w:val="left"/>
+      <w:pPr>
+        <w:ind w:left="6480" w:hanging="360"/>
+      </w:pPr>
+      <w:rPr>
+        <w:rFonts w:ascii="Wingdings" w:hAnsi="Wingdings" w:hint="default"/>
+      </w:rPr>
+    </w:lvl>
+  </w:abstractNum>
+  <w:abstractNum w:abstractNumId="21" w15:restartNumberingAfterBreak="0">
     <w:nsid w:val="6DA77014"/>
     <w:multiLevelType w:val="hybridMultilevel"/>
     <w:tmpl w:val="FE7C684A"/>
@@ -3969,7 +5226,120 @@
       </w:rPr>
     </w:lvl>
   </w:abstractNum>
-  <w:abstractNum w:abstractNumId="14" w15:restartNumberingAfterBreak="0">
+  <w:abstractNum w:abstractNumId="22" w15:restartNumberingAfterBreak="0">
+    <w:nsid w:val="6E1A295E"/>
+    <w:multiLevelType w:val="hybridMultilevel"/>
+    <w:tmpl w:val="7968F052"/>
+    <w:lvl w:ilvl="0" w:tplc="0C0A0001">
+      <w:start w:val="1"/>
+      <w:numFmt w:val="bullet"/>
+      <w:lvlText w:val=""/>
+      <w:lvlJc w:val="left"/>
+      <w:pPr>
+        <w:ind w:left="720" w:hanging="360"/>
+      </w:pPr>
+      <w:rPr>
+        <w:rFonts w:ascii="Symbol" w:hAnsi="Symbol" w:hint="default"/>
+      </w:rPr>
+    </w:lvl>
+    <w:lvl w:ilvl="1" w:tplc="0C0A0003" w:tentative="1">
+      <w:start w:val="1"/>
+      <w:numFmt w:val="bullet"/>
+      <w:lvlText w:val="o"/>
+      <w:lvlJc w:val="left"/>
+      <w:pPr>
+        <w:ind w:left="1440" w:hanging="360"/>
+      </w:pPr>
+      <w:rPr>
+        <w:rFonts w:ascii="Courier New" w:hAnsi="Courier New" w:cs="Courier New" w:hint="default"/>
+      </w:rPr>
+    </w:lvl>
+    <w:lvl w:ilvl="2" w:tplc="0C0A0005" w:tentative="1">
+      <w:start w:val="1"/>
+      <w:numFmt w:val="bullet"/>
+      <w:lvlText w:val=""/>
+      <w:lvlJc w:val="left"/>
+      <w:pPr>
+        <w:ind w:left="2160" w:hanging="360"/>
+      </w:pPr>
+      <w:rPr>
+        <w:rFonts w:ascii="Wingdings" w:hAnsi="Wingdings" w:hint="default"/>
+      </w:rPr>
+    </w:lvl>
+    <w:lvl w:ilvl="3" w:tplc="0C0A0001" w:tentative="1">
+      <w:start w:val="1"/>
+      <w:numFmt w:val="bullet"/>
+      <w:lvlText w:val=""/>
+      <w:lvlJc w:val="left"/>
+      <w:pPr>
+        <w:ind w:left="2880" w:hanging="360"/>
+      </w:pPr>
+      <w:rPr>
+        <w:rFonts w:ascii="Symbol" w:hAnsi="Symbol" w:hint="default"/>
+      </w:rPr>
+    </w:lvl>
+    <w:lvl w:ilvl="4" w:tplc="0C0A0003" w:tentative="1">
+      <w:start w:val="1"/>
+      <w:numFmt w:val="bullet"/>
+      <w:lvlText w:val="o"/>
+      <w:lvlJc w:val="left"/>
+      <w:pPr>
+        <w:ind w:left="3600" w:hanging="360"/>
+      </w:pPr>
+      <w:rPr>
+        <w:rFonts w:ascii="Courier New" w:hAnsi="Courier New" w:cs="Courier New" w:hint="default"/>
+      </w:rPr>
+    </w:lvl>
+    <w:lvl w:ilvl="5" w:tplc="0C0A0005" w:tentative="1">
+      <w:start w:val="1"/>
+      <w:numFmt w:val="bullet"/>
+      <w:lvlText w:val=""/>
+      <w:lvlJc w:val="left"/>
+      <w:pPr>
+        <w:ind w:left="4320" w:hanging="360"/>
+      </w:pPr>
+      <w:rPr>
+        <w:rFonts w:ascii="Wingdings" w:hAnsi="Wingdings" w:hint="default"/>
+      </w:rPr>
+    </w:lvl>
+    <w:lvl w:ilvl="6" w:tplc="0C0A0001" w:tentative="1">
+      <w:start w:val="1"/>
+      <w:numFmt w:val="bullet"/>
+      <w:lvlText w:val=""/>
+      <w:lvlJc w:val="left"/>
+      <w:pPr>
+        <w:ind w:left="5040" w:hanging="360"/>
+      </w:pPr>
+      <w:rPr>
+        <w:rFonts w:ascii="Symbol" w:hAnsi="Symbol" w:hint="default"/>
+      </w:rPr>
+    </w:lvl>
+    <w:lvl w:ilvl="7" w:tplc="0C0A0003" w:tentative="1">
+      <w:start w:val="1"/>
+      <w:numFmt w:val="bullet"/>
+      <w:lvlText w:val="o"/>
+      <w:lvlJc w:val="left"/>
+      <w:pPr>
+        <w:ind w:left="5760" w:hanging="360"/>
+      </w:pPr>
+      <w:rPr>
+        <w:rFonts w:ascii="Courier New" w:hAnsi="Courier New" w:cs="Courier New" w:hint="default"/>
+      </w:rPr>
+    </w:lvl>
+    <w:lvl w:ilvl="8" w:tplc="0C0A0005" w:tentative="1">
+      <w:start w:val="1"/>
+      <w:numFmt w:val="bullet"/>
+      <w:lvlText w:val=""/>
+      <w:lvlJc w:val="left"/>
+      <w:pPr>
+        <w:ind w:left="6480" w:hanging="360"/>
+      </w:pPr>
+      <w:rPr>
+        <w:rFonts w:ascii="Wingdings" w:hAnsi="Wingdings" w:hint="default"/>
+      </w:rPr>
+    </w:lvl>
+  </w:abstractNum>
+  <w:abstractNum w:abstractNumId="23" w15:restartNumberingAfterBreak="0">
     <w:nsid w:val="7B622FAA"/>
     <w:multiLevelType w:val="hybridMultilevel"/>
     <w:tmpl w:val="96BE9A82"/>
@@ -4083,49 +5453,76 @@
     </w:lvl>
   </w:abstractNum>
   <w:num w:numId="1">
+    <w:abstractNumId w:val="9"/>
+  </w:num>
+  <w:num w:numId="2">
+    <w:abstractNumId w:val="17"/>
+  </w:num>
+  <w:num w:numId="3">
+    <w:abstractNumId w:val="19"/>
+  </w:num>
+  <w:num w:numId="4">
     <w:abstractNumId w:val="6"/>
   </w:num>
-  <w:num w:numId="2">
-    <w:abstractNumId w:val="11"/>
+  <w:num w:numId="5">
+    <w:abstractNumId w:val="13"/>
   </w:num>
-  <w:num w:numId="3">
+  <w:num w:numId="6">
+    <w:abstractNumId w:val="7"/>
+  </w:num>
+  <w:num w:numId="7">
+    <w:abstractNumId w:val="5"/>
+  </w:num>
+  <w:num w:numId="8">
+    <w:abstractNumId w:val="21"/>
+  </w:num>
+  <w:num w:numId="9">
+    <w:abstractNumId w:val="10"/>
+  </w:num>
+  <w:num w:numId="10">
+    <w:abstractNumId w:val="23"/>
+  </w:num>
+  <w:num w:numId="11">
+    <w:abstractNumId w:val="14"/>
+  </w:num>
+  <w:num w:numId="12">
     <w:abstractNumId w:val="12"/>
   </w:num>
-  <w:num w:numId="4">
-    <w:abstractNumId w:val="4"/>
-  </w:num>
-  <w:num w:numId="5">
-    <w:abstractNumId w:val="9"/>
-  </w:num>
-  <w:num w:numId="6">
-    <w:abstractNumId w:val="5"/>
-  </w:num>
-  <w:num w:numId="7">
+  <w:num w:numId="13">
     <w:abstractNumId w:val="3"/>
   </w:num>
-  <w:num w:numId="8">
-    <w:abstractNumId w:val="13"/>
-  </w:num>
-  <w:num w:numId="9">
-    <w:abstractNumId w:val="7"/>
-  </w:num>
-  <w:num w:numId="10">
-    <w:abstractNumId w:val="14"/>
-  </w:num>
-  <w:num w:numId="11">
-    <w:abstractNumId w:val="10"/>
-  </w:num>
-  <w:num w:numId="12">
-    <w:abstractNumId w:val="8"/>
-  </w:num>
-  <w:num w:numId="13">
-    <w:abstractNumId w:val="1"/>
-  </w:num>
   <w:num w:numId="14">
-    <w:abstractNumId w:val="2"/>
+    <w:abstractNumId w:val="4"/>
   </w:num>
   <w:num w:numId="15">
     <w:abstractNumId w:val="0"/>
+  </w:num>
+  <w:num w:numId="16">
+    <w:abstractNumId w:val="2"/>
+  </w:num>
+  <w:num w:numId="17">
+    <w:abstractNumId w:val="11"/>
+  </w:num>
+  <w:num w:numId="18">
+    <w:abstractNumId w:val="16"/>
+  </w:num>
+  <w:num w:numId="19">
+    <w:abstractNumId w:val="18"/>
+  </w:num>
+  <w:num w:numId="20">
+    <w:abstractNumId w:val="20"/>
+  </w:num>
+  <w:num w:numId="21">
+    <w:abstractNumId w:val="1"/>
+  </w:num>
+  <w:num w:numId="22">
+    <w:abstractNumId w:val="8"/>
+  </w:num>
+  <w:num w:numId="23">
+    <w:abstractNumId w:val="22"/>
+  </w:num>
+  <w:num w:numId="24">
+    <w:abstractNumId w:val="15"/>
   </w:num>
 </w:numbering>
 </file>
@@ -5086,7 +6483,7 @@
 <file path=customXml/item1.xml><?xml version="1.0" encoding="utf-8"?>
 <CoverPageProperties xmlns="http://schemas.microsoft.com/office/2006/coverPageProps">
   <PublishDate/>
-  <Abstract>Integrar sonido, vídeo y animaciones a una página web</Abstract>
+  <Abstract>Gestión Multimedia en HTML5: Imágenes Responsivas, Audio y Vídeo Avanzado</Abstract>
   <CompanyAddress/>
   <CompanyPhone/>
   <CompanyFax/>
